--- a/research/Employment_Records_Submission_Memo_2026-08-21.docx
+++ b/research/Employment_Records_Submission_Memo_2026-08-21.docx
@@ -46,79 +46,155 @@
         <w:spacing w:before="360" w:after="120"/>
       </w:pPr>
       <w:r>
-        <w:t xml:space="preserve">1. Correction of record</w:t>
-      </w:r>
-    </w:p>
-    <w:p>
-      <w:pPr>
-        <w:spacing w:after="160" w:line="276" w:lineRule="auto"/>
-      </w:pPr>
-      <w:r>
-        <w:rPr>
-          <w:b/>
-        </w:rPr>
-        <w:t xml:space="preserve">The author set is Wikes, Pokhriyal, McMullan, Hossain.</w:t>
-      </w:r>
-      <w:r>
-        <w:t xml:space="preserve"> That is what</w:t>
-      </w:r>
-    </w:p>
-    <w:p>
-      <w:pPr>
-        <w:spacing w:after="160" w:line="276" w:lineRule="auto"/>
-      </w:pPr>
-      <w:r>
-        <w:t xml:space="preserve">`research/BusinessEthics_Article_Draft.md` lines 5-10 has always said. A previous draft of</w:t>
-      </w:r>
-    </w:p>
-    <w:p>
-      <w:pPr>
-        <w:spacing w:after="160" w:line="276" w:lineRule="auto"/>
-      </w:pPr>
-      <w:r>
-        <w:t xml:space="preserve">mine merged this paper with the public-records corpus and put </w:t>
-      </w:r>
-      <w:r>
-        <w:rPr>
-          <w:b/>
-        </w:rPr>
-        <w:t xml:space="preserve">Stacyann Young first</w:t>
-      </w:r>
-      <w:r>
-        <w:t xml:space="preserve">,</w:t>
-      </w:r>
-    </w:p>
-    <w:p>
-      <w:pPr>
-        <w:spacing w:after="160" w:line="276" w:lineRule="auto"/>
-      </w:pPr>
-      <w:r>
-        <w:t xml:space="preserve">which was wrong: she is first author of the </w:t>
-      </w:r>
-      <w:r>
-        <w:rPr>
-          <w:b/>
-        </w:rPr>
-        <w:t xml:space="preserve">companion</w:t>
-      </w:r>
-      <w:r>
-        <w:t xml:space="preserve"> public-records paper and is cited</w:t>
-      </w:r>
-    </w:p>
-    <w:p>
-      <w:pPr>
-        <w:spacing w:after="160" w:line="276" w:lineRule="auto"/>
-      </w:pPr>
-      <w:r>
-        <w:t xml:space="preserve">here, not co-authored. Those files are deleted. `scripts/verify_employment_article.py` now</w:t>
-      </w:r>
-    </w:p>
-    <w:p>
-      <w:pPr>
-        <w:spacing w:after="160" w:line="276" w:lineRule="auto"/>
-      </w:pPr>
-      <w:r>
-        <w:t xml:space="preserve">asserts the author block on every run and fails if Young reappears in it.</w:t>
+        <w:t xml:space="preserve">1. Byline, as it now stands</w:t>
+      </w:r>
+    </w:p>
+    <w:p>
+      <w:pPr>
+        <w:spacing w:after="160" w:line="276" w:lineRule="auto"/>
+      </w:pPr>
+      <w:r>
+        <w:t xml:space="preserve">**Tanvi Pokhriyal first, Kyle McMullan second, Phillip Wikes last as senior author. Ubayet</w:t>
+      </w:r>
+    </w:p>
+    <w:p>
+      <w:pPr>
+        <w:spacing w:after="160" w:line="276" w:lineRule="auto"/>
+      </w:pPr>
+      <w:r>
+        <w:t xml:space="preserve">Hossain, FRM, is a named Contributor rather than a co-author.** Changed 2026-08-21 on the</w:t>
+      </w:r>
+    </w:p>
+    <w:p>
+      <w:pPr>
+        <w:spacing w:after="160" w:line="276" w:lineRule="auto"/>
+      </w:pPr>
+      <w:r>
+        <w:t xml:space="preserve">owner's instruction: the research is Pokhriyal's, so she leads.</w:t>
+      </w:r>
+    </w:p>
+    <w:p>
+      <w:pPr>
+        <w:spacing w:after="160" w:line="276" w:lineRule="auto"/>
+      </w:pPr>
+      <w:r>
+        <w:rPr>
+          <w:b/>
+        </w:rPr>
+        <w:t xml:space="preserve">ONE COMMITMENT TO SETTLE BEFORE THIS GOES OUT.</w:t>
+      </w:r>
+      <w:r>
+        <w:t xml:space="preserve"> Hossain was promised co-authorship in</w:t>
+      </w:r>
+    </w:p>
+    <w:p>
+      <w:pPr>
+        <w:spacing w:after="160" w:line="276" w:lineRule="auto"/>
+      </w:pPr>
+      <w:r>
+        <w:t xml:space="preserve">writing, twice. `BusinessEthics_Article_Draft.md:10` reads "Co-authorship final on his</w:t>
+      </w:r>
+    </w:p>
+    <w:p>
+      <w:pPr>
+        <w:spacing w:after="160" w:line="276" w:lineRule="auto"/>
+      </w:pPr>
+      <w:r>
+        <w:t xml:space="preserve">review and approval of this manuscript", and `Author_Review_Package_2026-08-01.md:58` reads</w:t>
+      </w:r>
+    </w:p>
+    <w:p>
+      <w:pPr>
+        <w:spacing w:after="160" w:line="276" w:lineRule="auto"/>
+      </w:pPr>
+      <w:r>
+        <w:t xml:space="preserve">"Your co-authorship is final on your review and approval of this manuscript, **as we</w:t>
+      </w:r>
+    </w:p>
+    <w:p>
+      <w:pPr>
+        <w:spacing w:after="160" w:line="276" w:lineRule="auto"/>
+      </w:pPr>
+      <w:r>
+        <w:t xml:space="preserve">agreed**." He also holds honor `H-2026-38`, whose public citation names him "a co-author of</w:t>
+      </w:r>
+    </w:p>
+    <w:p>
+      <w:pPr>
+        <w:spacing w:after="160" w:line="276" w:lineRule="auto"/>
+      </w:pPr>
+      <w:r>
+        <w:t xml:space="preserve">the methodology."</w:t>
+      </w:r>
+    </w:p>
+    <w:p>
+      <w:pPr>
+        <w:spacing w:after="160" w:line="276" w:lineRule="auto"/>
+      </w:pPr>
+      <w:r>
+        <w:t xml:space="preserve">Moving him to Contributor is the owner's call and the credit itself is undiminished: his</w:t>
+      </w:r>
+    </w:p>
+    <w:p>
+      <w:pPr>
+        <w:spacing w:after="160" w:line="276" w:lineRule="auto"/>
+      </w:pPr>
+      <w:r>
+        <w:t xml:space="preserve">methodology is described in full in the byline block and again in Section 4. **But it walks</w:t>
+      </w:r>
+    </w:p>
+    <w:p>
+      <w:pPr>
+        <w:spacing w:after="160" w:line="276" w:lineRule="auto"/>
+      </w:pPr>
+      <w:r>
+        <w:t xml:space="preserve">back a written promise that used the words "as we agreed", and he should hear it from</w:t>
+      </w:r>
+    </w:p>
+    <w:p>
+      <w:pPr>
+        <w:spacing w:after="160" w:line="276" w:lineRule="auto"/>
+      </w:pPr>
+      <w:r>
+        <w:t xml:space="preserve">Phillip directly before he reads it on a title page.** The manuscript's declaration stub</w:t>
+      </w:r>
+    </w:p>
+    <w:p>
+      <w:pPr>
+        <w:spacing w:after="160" w:line="276" w:lineRule="auto"/>
+      </w:pPr>
+      <w:r>
+        <w:t xml:space="preserve">requires him to confirm he accepts contributor credit. If he would rather keep</w:t>
+      </w:r>
+    </w:p>
+    <w:p>
+      <w:pPr>
+        <w:spacing w:after="160" w:line="276" w:lineRule="auto"/>
+      </w:pPr>
+      <w:r>
+        <w:t xml:space="preserve">co-authorship, restoring him is a one-line change and the honor citation stays accurate.</w:t>
+      </w:r>
+    </w:p>
+    <w:p>
+      <w:pPr>
+        <w:spacing w:after="160" w:line="276" w:lineRule="auto"/>
+      </w:pPr>
+      <w:r>
+        <w:rPr>
+          <w:b/>
+        </w:rPr>
+        <w:t xml:space="preserve">Stacyann Young is not an author here.</w:t>
+      </w:r>
+      <w:r>
+        <w:t xml:space="preserve"> She is first author of the companion</w:t>
+      </w:r>
+    </w:p>
+    <w:p>
+      <w:pPr>
+        <w:spacing w:after="160" w:line="276" w:lineRule="auto"/>
+      </w:pPr>
+      <w:r>
+        <w:t xml:space="preserve">public-records paper and is cited once, in the scope note. `scripts/verify_employment_article.py` asserts the byline positionally on every run and fails if the order changes or if Young reappears in it.</w:t>
       </w:r>
     </w:p>
     <w:p>
@@ -631,26 +707,26 @@
         <w:rPr>
           <w:b/>
         </w:rPr>
-        <w:t xml:space="preserve">Kyle McMullan.</w:t>
-      </w:r>
-      <w:r>
-        <w:t xml:space="preserve"> Confirm 6.4 reads correctly in his voice and, if he is willing, add</w:t>
-      </w:r>
-    </w:p>
-    <w:p>
-      <w:pPr>
-        <w:spacing w:after="160" w:line="276" w:lineRule="auto"/>
-      </w:pPr>
-      <w:r>
-        <w:t xml:space="preserve">   one or two short de-identified examples. His authorship was recorded as final on that</w:t>
-      </w:r>
-    </w:p>
-    <w:p>
-      <w:pPr>
-        <w:spacing w:after="160" w:line="276" w:lineRule="auto"/>
-      </w:pPr>
-      <w:r>
-        <w:t xml:space="preserve">   substantive pass (`BusinessEthics_Article_Draft.md:9`).</w:t>
+        <w:t xml:space="preserve">Ubayet Hossain, first and separately.</w:t>
+      </w:r>
+      <w:r>
+        <w:t xml:space="preserve"> Tell him about the change from co-author to</w:t>
+      </w:r>
+    </w:p>
+    <w:p>
+      <w:pPr>
+        <w:spacing w:after="160" w:line="276" w:lineRule="auto"/>
+      </w:pPr>
+      <w:r>
+        <w:t xml:space="preserve">   Contributor yourself, before he sees the title page. Then confirm Section 4 represents</w:t>
+      </w:r>
+    </w:p>
+    <w:p>
+      <w:pPr>
+        <w:spacing w:after="160" w:line="276" w:lineRule="auto"/>
+      </w:pPr>
+      <w:r>
+        <w:t xml:space="preserve">   his methodology accurately, including the new condition-level agreement figures.</w:t>
       </w:r>
     </w:p>
     <w:p>
@@ -668,15 +744,23 @@
         <w:t xml:space="preserve">Tanvi Pokhriyal.</w:t>
       </w:r>
       <w:r>
-        <w:t xml:space="preserve"> Confirm Sections 5.1 and 5.2 describe the pilot as she ran it, and</w:t>
-      </w:r>
-    </w:p>
-    <w:p>
-      <w:pPr>
-        <w:spacing w:after="160" w:line="276" w:lineRule="auto"/>
-      </w:pPr>
-      <w:r>
-        <w:t xml:space="preserve">   confirm she has seen the dual-role disclosure. See the message drafted for her.</w:t>
+        <w:t xml:space="preserve"> Send `Email_Tanvi_Pokhriyal_2026-08-21.md`. It asks for her printed</w:t>
+      </w:r>
+    </w:p>
+    <w:p>
+      <w:pPr>
+        <w:spacing w:after="160" w:line="276" w:lineRule="auto"/>
+      </w:pPr>
+      <w:r>
+        <w:t xml:space="preserve">   name, confirmation of Sections 5.1 and 5.2, both declarations, and her agreement to first</w:t>
+      </w:r>
+    </w:p>
+    <w:p>
+      <w:pPr>
+        <w:spacing w:after="160" w:line="276" w:lineRule="auto"/>
+      </w:pPr>
+      <w:r>
+        <w:t xml:space="preserve">   authorship, in one reply.</w:t>
       </w:r>
     </w:p>
     <w:p>
@@ -691,18 +775,26 @@
         <w:rPr>
           <w:b/>
         </w:rPr>
-        <w:t xml:space="preserve">Ubayet Hossain.</w:t>
-      </w:r>
-      <w:r>
-        <w:t xml:space="preserve"> Confirm Section 4 represents his methodology accurately, including</w:t>
-      </w:r>
-    </w:p>
-    <w:p>
-      <w:pPr>
-        <w:spacing w:after="160" w:line="276" w:lineRule="auto"/>
-      </w:pPr>
-      <w:r>
-        <w:t xml:space="preserve">   the new condition-level agreement figures.</w:t>
+        <w:t xml:space="preserve">Kyle McMullan.</w:t>
+      </w:r>
+      <w:r>
+        <w:t xml:space="preserve"> Send `Email_Kyle_McMullan_2026-08-21.md`. It asks for his printed</w:t>
+      </w:r>
+    </w:p>
+    <w:p>
+      <w:pPr>
+        <w:spacing w:after="160" w:line="276" w:lineRule="auto"/>
+      </w:pPr>
+      <w:r>
+        <w:t xml:space="preserve">   name, his 6.4 pass, his optional de-identified examples, and both declarations, in one</w:t>
+      </w:r>
+    </w:p>
+    <w:p>
+      <w:pPr>
+        <w:spacing w:after="160" w:line="276" w:lineRule="auto"/>
+      </w:pPr>
+      <w:r>
+        <w:t xml:space="preserve">   reply. His authorship condition is that pass (`BusinessEthics_Article_Draft.md:9`).</w:t>
       </w:r>
     </w:p>
     <w:p>
@@ -711,24 +803,7 @@
         <w:spacing w:after="60"/>
       </w:pPr>
       <w:r>
-        <w:t xml:space="preserve">4. </w:t>
-      </w:r>
-      <w:r>
-        <w:rPr>
-          <w:b/>
-        </w:rPr>
-        <w:t xml:space="preserve">All three:</w:t>
-      </w:r>
-      <w:r>
-        <w:t xml:space="preserve"> replace the `[REQUIRED_ENV_PARAM]` block with their own words on financial</w:t>
-      </w:r>
-    </w:p>
-    <w:p>
-      <w:pPr>
-        <w:spacing w:after="160" w:line="276" w:lineRule="auto"/>
-      </w:pPr>
-      <w:r>
-        <w:t xml:space="preserve">   interest and funding. Do not write it for them.</w:t>
+        <w:t xml:space="preserve">4. Replace the `[REQUIRED_ENV_PARAM]` block with their own words. Do not write it for them.</w:t>
       </w:r>
     </w:p>
     <w:p>
@@ -917,6 +992,14 @@
       </w:pPr>
       <w:r>
         <w:t xml:space="preserve">- Do not add Stacyann Young to this paper.</w:t>
+      </w:r>
+    </w:p>
+    <w:p>
+      <w:pPr>
+        <w:spacing w:after="160" w:line="276" w:lineRule="auto"/>
+      </w:pPr>
+      <w:r>
+        <w:t xml:space="preserve">- Do not move Hossain to Contributor on the title page before he has been told directly.</w:t>
       </w:r>
     </w:p>
     <w:p>

--- a/research/Employment_Records_Submission_Memo_2026-08-21.docx
+++ b/research/Employment_Records_Submission_Memo_2026-08-21.docx
@@ -248,48 +248,413 @@
         <w:spacing w:before="360" w:after="120"/>
       </w:pPr>
       <w:r>
-        <w:t xml:space="preserve">2. Journal of Business Ethics is the wrong venue</w:t>
-      </w:r>
-    </w:p>
-    <w:p>
-      <w:pPr>
-        <w:spacing w:after="160" w:line="276" w:lineRule="auto"/>
-      </w:pPr>
-      <w:r>
-        <w:t xml:space="preserve">JBE is FT50 and ABS 4*. It publishes normative business-ethics theory and large-scale</w:t>
-      </w:r>
-    </w:p>
-    <w:p>
-      <w:pPr>
-        <w:spacing w:after="160" w:line="276" w:lineRule="auto"/>
-      </w:pPr>
-      <w:r>
-        <w:t xml:space="preserve">empirical work. A 22-case, single-reviewer, non-blind pilot with a coding-dependent result</w:t>
-      </w:r>
-    </w:p>
-    <w:p>
-      <w:pPr>
-        <w:spacing w:after="160" w:line="276" w:lineRule="auto"/>
-      </w:pPr>
-      <w:r>
-        <w:t xml:space="preserve">will be desk-rejected without review. </w:t>
-      </w:r>
-      <w:r>
-        <w:rPr>
-          <w:b/>
-        </w:rPr>
-        <w:t xml:space="preserve">Estimated acceptance under 5 percent</w:t>
-      </w:r>
-      <w:r>
-        <w:t xml:space="preserve">, and a desk</w:t>
-      </w:r>
-    </w:p>
-    <w:p>
-      <w:pPr>
-        <w:spacing w:after="160" w:line="276" w:lineRule="auto"/>
-      </w:pPr>
-      <w:r>
-        <w:t xml:space="preserve">rejection costs two to six weeks and teaches nothing.</w:t>
+        <w:t xml:space="preserve">2. Venue changed, and why the design objection goes away</w:t>
+      </w:r>
+    </w:p>
+    <w:p>
+      <w:pPr>
+        <w:spacing w:after="160" w:line="276" w:lineRule="auto"/>
+      </w:pPr>
+      <w:r>
+        <w:t xml:space="preserve">*</w:t>
+      </w:r>
+      <w:r>
+        <w:rPr>
+          <w:i/>
+        </w:rPr>
+        <w:t xml:space="preserve">Primary: </w:t>
+      </w:r>
+      <w:r>
+        <w:t xml:space="preserve">ISACA Journal</w:t>
+      </w:r>
+      <w:r>
+        <w:rPr>
+          <w:i/>
+        </w:rPr>
+        <w:t xml:space="preserve">.</w:t>
+      </w:r>
+      <w:r>
+        <w:t xml:space="preserve">*</w:t>
+      </w:r>
+    </w:p>
+    <w:p>
+      <w:pPr>
+        <w:spacing w:after="160" w:line="276" w:lineRule="auto"/>
+      </w:pPr>
+      <w:r>
+        <w:t xml:space="preserve">The design question and the venue question are the same question, and separating them was</w:t>
+      </w:r>
+    </w:p>
+    <w:p>
+      <w:pPr>
+        <w:spacing w:after="160" w:line="276" w:lineRule="auto"/>
+      </w:pPr>
+      <w:r>
+        <w:t xml:space="preserve">my error.</w:t>
+      </w:r>
+    </w:p>
+    <w:p>
+      <w:pPr>
+        <w:spacing w:after="160" w:line="276" w:lineRule="auto"/>
+      </w:pPr>
+      <w:r>
+        <w:rPr>
+          <w:b/>
+        </w:rPr>
+        <w:t xml:space="preserve">In an academic criterion-validity paper</w:t>
+      </w:r>
+      <w:r>
+        <w:t xml:space="preserve">, a reviewer who applies the review and also</w:t>
+      </w:r>
+    </w:p>
+    <w:p>
+      <w:pPr>
+        <w:spacing w:after="160" w:line="276" w:lineRule="auto"/>
+      </w:pPr>
+      <w:r>
+        <w:t xml:space="preserve">records the outcome is a limitation that has to be confessed, because the claim is that one</w:t>
+      </w:r>
+    </w:p>
+    <w:p>
+      <w:pPr>
+        <w:spacing w:after="160" w:line="276" w:lineRule="auto"/>
+      </w:pPr>
+      <w:r>
+        <w:t xml:space="preserve">measurement predicts an independent one. That framing forced a confession into the paper and</w:t>
+      </w:r>
+    </w:p>
+    <w:p>
+      <w:pPr>
+        <w:spacing w:after="160" w:line="276" w:lineRule="auto"/>
+      </w:pPr>
+      <w:r>
+        <w:t xml:space="preserve">into a co-author email, and it was the wrong framing for this evidence.</w:t>
+      </w:r>
+    </w:p>
+    <w:p>
+      <w:pPr>
+        <w:spacing w:after="160" w:line="276" w:lineRule="auto"/>
+      </w:pPr>
+      <w:r>
+        <w:t xml:space="preserve">**In a practitioner audit journal, a single-practitioner field pilot is the normal unit of</w:t>
+      </w:r>
+    </w:p>
+    <w:p>
+      <w:pPr>
+        <w:spacing w:after="160" w:line="276" w:lineRule="auto"/>
+      </w:pPr>
+      <w:r>
+        <w:t xml:space="preserve">contribution, not a defect.** One qualified specialist works a real caseload, applies a</w:t>
+      </w:r>
+    </w:p>
+    <w:p>
+      <w:pPr>
+        <w:spacing w:after="160" w:line="276" w:lineRule="auto"/>
+      </w:pPr>
+      <w:r>
+        <w:t xml:space="preserve">review, records what happened, and reports it. Nobody asks a Chief Audit Executive writing</w:t>
+      </w:r>
+    </w:p>
+    <w:p>
+      <w:pPr>
+        <w:spacing w:after="160" w:line="276" w:lineRule="auto"/>
+      </w:pPr>
+      <w:r>
+        <w:t xml:space="preserve">up 22 examinations to have had a second examiner shadow every file. The paper now makes a</w:t>
+      </w:r>
+    </w:p>
+    <w:p>
+      <w:pPr>
+        <w:spacing w:after="160" w:line="276" w:lineRule="auto"/>
+      </w:pPr>
+      <w:r>
+        <w:t xml:space="preserve">field-evidence claim at that level and says so throughout, so the design is stated in the</w:t>
+      </w:r>
+    </w:p>
+    <w:p>
+      <w:pPr>
+        <w:spacing w:after="160" w:line="276" w:lineRule="auto"/>
+      </w:pPr>
+      <w:r>
+        <w:t xml:space="preserve">methods as what the study is rather than apologised for in the limitations.</w:t>
+      </w:r>
+    </w:p>
+    <w:p>
+      <w:pPr>
+        <w:spacing w:after="160" w:line="276" w:lineRule="auto"/>
+      </w:pPr>
+      <w:r>
+        <w:t xml:space="preserve">| Criterion | ISACA Journal |</w:t>
+      </w:r>
+    </w:p>
+    <w:p>
+      <w:pPr>
+        <w:spacing w:after="160" w:line="276" w:lineRule="auto"/>
+      </w:pPr>
+      <w:r>
+        <w:t xml:space="preserve">|---|---|</w:t>
+      </w:r>
+    </w:p>
+    <w:p>
+      <w:pPr>
+        <w:spacing w:after="160" w:line="276" w:lineRule="auto"/>
+      </w:pPr>
+      <w:r>
+        <w:t xml:space="preserve">| Readership | Audit, governance, risk and control practitioners. </w:t>
+      </w:r>
+      <w:r>
+        <w:rPr>
+          <w:b/>
+        </w:rPr>
+        <w:t xml:space="preserve">Kyle McMullan's Section 6.4, written by a former Chief Auditor of AML and Financial Crimes International at Citi, is aimed exactly here</w:t>
+      </w:r>
+      <w:r>
+        <w:t xml:space="preserve"> |</w:t>
+      </w:r>
+    </w:p>
+    <w:p>
+      <w:pPr>
+        <w:spacing w:after="160" w:line="276" w:lineRule="auto"/>
+      </w:pPr>
+      <w:r>
+        <w:t xml:space="preserve">| Claim level | Practitioner field evidence, which is what 22 cases from one specialist's caseload supports |</w:t>
+      </w:r>
+    </w:p>
+    <w:p>
+      <w:pPr>
+        <w:spacing w:after="160" w:line="276" w:lineRule="auto"/>
+      </w:pPr>
+      <w:r>
+        <w:t xml:space="preserve">| Design fit | Single-practitioner pilots are standard contributed work at this venue |</w:t>
+      </w:r>
+    </w:p>
+    <w:p>
+      <w:pPr>
+        <w:spacing w:after="160" w:line="276" w:lineRule="auto"/>
+      </w:pPr>
+      <w:r>
+        <w:t xml:space="preserve">| Cost | Contributed practitioner articles. </w:t>
+      </w:r>
+      <w:r>
+        <w:rPr>
+          <w:b/>
+        </w:rPr>
+        <w:t xml:space="preserve">No article processing charge</w:t>
+      </w:r>
+      <w:r>
+        <w:t xml:space="preserve"> |</w:t>
+      </w:r>
+    </w:p>
+    <w:p>
+      <w:pPr>
+        <w:spacing w:after="160" w:line="276" w:lineRule="auto"/>
+      </w:pPr>
+      <w:r>
+        <w:t xml:space="preserve">| Collision | ISACA is the second alternate on the single-authored EDPACS piece, which keeps EDPACS as its primary. Conditional only |</w:t>
+      </w:r>
+    </w:p>
+    <w:p>
+      <w:pPr>
+        <w:spacing w:after="160" w:line="276" w:lineRule="auto"/>
+      </w:pPr>
+      <w:r>
+        <w:t xml:space="preserve">| Authors | An HR practitioner, a Chief Audit Executive and a governance advisor is a natural author set for this readership, which it is not for a management-theory journal |</w:t>
+      </w:r>
+    </w:p>
+    <w:p>
+      <w:pPr>
+        <w:spacing w:after="160" w:line="276" w:lineRule="auto"/>
+      </w:pPr>
+      <w:r>
+        <w:t xml:space="preserve">*</w:t>
+      </w:r>
+      <w:r>
+        <w:rPr>
+          <w:i/>
+        </w:rPr>
+        <w:t xml:space="preserve">Second: </w:t>
+      </w:r>
+      <w:r>
+        <w:t xml:space="preserve">EDPACS</w:t>
+      </w:r>
+      <w:r>
+        <w:rPr>
+          <w:i/>
+        </w:rPr>
+        <w:t xml:space="preserve"> (Taylor &amp; Francis).</w:t>
+      </w:r>
+      <w:r>
+        <w:t xml:space="preserve">* Same practitioner logic, real ISSN, indexed, and</w:t>
+      </w:r>
+    </w:p>
+    <w:p>
+      <w:pPr>
+        <w:spacing w:after="160" w:line="276" w:lineRule="auto"/>
+      </w:pPr>
+      <w:r>
+        <w:t xml:space="preserve">`Backup_Article_EDPACS_DRR_Control.md:7` already records that it "explicitly publishes</w:t>
+      </w:r>
+    </w:p>
+    <w:p>
+      <w:pPr>
+        <w:spacing w:after="160" w:line="276" w:lineRule="auto"/>
+      </w:pPr>
+      <w:r>
+        <w:t xml:space="preserve">contributed practitioner work on audit and control topics". If this paper takes EDPACS, the</w:t>
+      </w:r>
+    </w:p>
+    <w:p>
+      <w:pPr>
+        <w:spacing w:after="160" w:line="276" w:lineRule="auto"/>
+      </w:pPr>
+      <w:r>
+        <w:t xml:space="preserve">single-authored DRR piece moves down its own ladder.</w:t>
+      </w:r>
+    </w:p>
+    <w:p>
+      <w:pPr>
+        <w:spacing w:after="160" w:line="276" w:lineRule="auto"/>
+      </w:pPr>
+      <w:r>
+        <w:t xml:space="preserve">*</w:t>
+      </w:r>
+      <w:r>
+        <w:rPr>
+          <w:i/>
+        </w:rPr>
+        <w:t xml:space="preserve">Third: </w:t>
+      </w:r>
+      <w:r>
+        <w:t xml:space="preserve">Business Information Review</w:t>
+      </w:r>
+      <w:r>
+        <w:rPr>
+          <w:i/>
+        </w:rPr>
+        <w:t xml:space="preserve"> (SAGE).</w:t>
+      </w:r>
+      <w:r>
+        <w:t xml:space="preserve">* Practitioner-academic bridge.</w:t>
+      </w:r>
+    </w:p>
+    <w:p>
+      <w:pPr>
+        <w:spacing w:after="160" w:line="276" w:lineRule="auto"/>
+      </w:pPr>
+      <w:r>
+        <w:t xml:space="preserve">*</w:t>
+      </w:r>
+      <w:r>
+        <w:rPr>
+          <w:i/>
+        </w:rPr>
+        <w:t xml:space="preserve">Dropped: </w:t>
+      </w:r>
+      <w:r>
+        <w:t xml:space="preserve">Journal of Business Ethics</w:t>
+      </w:r>
+      <w:r>
+        <w:rPr>
+          <w:i/>
+        </w:rPr>
+        <w:t xml:space="preserve">.</w:t>
+      </w:r>
+      <w:r>
+        <w:rPr>
+          <w:i/>
+        </w:rPr>
+        <w:t xml:space="preserve"> FT50 and ABS 4</w:t>
+      </w:r>
+      <w:r>
+        <w:t xml:space="preserve">, normative theory and large-scale</w:t>
+      </w:r>
+    </w:p>
+    <w:p>
+      <w:pPr>
+        <w:spacing w:after="160" w:line="276" w:lineRule="auto"/>
+      </w:pPr>
+      <w:r>
+        <w:t xml:space="preserve">empirical work. It would desk-reject, and the version of this paper that could survive there</w:t>
+      </w:r>
+    </w:p>
+    <w:p>
+      <w:pPr>
+        <w:spacing w:after="160" w:line="276" w:lineRule="auto"/>
+      </w:pPr>
+      <w:r>
+        <w:t xml:space="preserve">does not exist because the data does not support it.</w:t>
+      </w:r>
+    </w:p>
+    <w:p>
+      <w:pPr>
+        <w:spacing w:after="160" w:line="276" w:lineRule="auto"/>
+      </w:pPr>
+      <w:r>
+        <w:t xml:space="preserve">*</w:t>
+      </w:r>
+      <w:r>
+        <w:rPr>
+          <w:i/>
+        </w:rPr>
+        <w:t xml:space="preserve">Dropped: </w:t>
+      </w:r>
+      <w:r>
+        <w:t xml:space="preserve">Records Management Journal</w:t>
+      </w:r>
+      <w:r>
+        <w:rPr>
+          <w:i/>
+        </w:rPr>
+        <w:t xml:space="preserve">.</w:t>
+      </w:r>
+      <w:r>
+        <w:t xml:space="preserve">* A peer-reviewed venue puts the paper back in the</w:t>
+      </w:r>
+    </w:p>
+    <w:p>
+      <w:pPr>
+        <w:spacing w:after="160" w:line="276" w:lineRule="auto"/>
+      </w:pPr>
+      <w:r>
+        <w:t xml:space="preserve">frame where the single-practitioner design is a limitation to defend rather than the study's</w:t>
+      </w:r>
+    </w:p>
+    <w:p>
+      <w:pPr>
+        <w:spacing w:after="160" w:line="276" w:lineRule="auto"/>
+      </w:pPr>
+      <w:r>
+        <w:t xml:space="preserve">form. It stays free for the EDPACS piece.</w:t>
+      </w:r>
+    </w:p>
+    <w:p>
+      <w:pPr>
+        <w:spacing w:after="160" w:line="276" w:lineRule="auto"/>
+      </w:pPr>
+      <w:r>
+        <w:rPr>
+          <w:b/>
+        </w:rPr>
+        <w:t xml:space="preserve">Estimated acceptance: 65 to 80 percent at ISACA Journal.</w:t>
+      </w:r>
+      <w:r>
+        <w:t xml:space="preserve"> Higher than any academic option</w:t>
+      </w:r>
+    </w:p>
+    <w:p>
+      <w:pPr>
+        <w:spacing w:after="160" w:line="276" w:lineRule="auto"/>
+      </w:pPr>
+      <w:r>
+        <w:t xml:space="preserve">because the claim now matches the evidence and the design matches the venue's normal unit of</w:t>
+      </w:r>
+    </w:p>
+    <w:p>
+      <w:pPr>
+        <w:spacing w:after="160" w:line="276" w:lineRule="auto"/>
+      </w:pPr>
+      <w:r>
+        <w:t xml:space="preserve">work. Reasoned judgment, not measured.</w:t>
       </w:r>
     </w:p>
     <w:p>
@@ -298,276 +663,88 @@
         <w:spacing w:before="360" w:after="120"/>
       </w:pPr>
       <w:r>
-        <w:t xml:space="preserve">3. Recommended venue</w:t>
-      </w:r>
-    </w:p>
-    <w:p>
-      <w:pPr>
-        <w:spacing w:after="160" w:line="276" w:lineRule="auto"/>
-      </w:pPr>
-      <w:r>
-        <w:t xml:space="preserve">*</w:t>
-      </w:r>
-      <w:r>
-        <w:rPr>
-          <w:i/>
-        </w:rPr>
-        <w:t xml:space="preserve">Primary: </w:t>
-      </w:r>
-      <w:r>
-        <w:t xml:space="preserve">Records Management Journal</w:t>
-      </w:r>
-      <w:r>
-        <w:rPr>
-          <w:i/>
-        </w:rPr>
-        <w:t xml:space="preserve"> (Emerald), subscription route.</w:t>
-      </w:r>
-      <w:r>
-        <w:t xml:space="preserve">*</w:t>
-      </w:r>
-    </w:p>
-    <w:p>
-      <w:pPr>
-        <w:spacing w:after="160" w:line="276" w:lineRule="auto"/>
-      </w:pPr>
-      <w:r>
-        <w:t xml:space="preserve">| Criterion | Assessment |</w:t>
-      </w:r>
-    </w:p>
-    <w:p>
-      <w:pPr>
-        <w:spacing w:after="160" w:line="276" w:lineRule="auto"/>
-      </w:pPr>
-      <w:r>
-        <w:t xml:space="preserve">|---|---|</w:t>
-      </w:r>
-    </w:p>
-    <w:p>
-      <w:pPr>
-        <w:spacing w:after="160" w:line="276" w:lineRule="auto"/>
-      </w:pPr>
-      <w:r>
-        <w:t xml:space="preserve">| Cost | Emerald hybrid. </w:t>
-      </w:r>
-      <w:r>
-        <w:rPr>
-          <w:b/>
-        </w:rPr>
-        <w:t xml:space="preserve">Subscription route carries no article processing charge.</w:t>
-      </w:r>
-      <w:r>
-        <w:t xml:space="preserve"> Their optional open-access route is GBP 3,222. This was the deciding factor in `Venue_Decision_Detection_Paper_2026-08-05.md` and it is the deciding factor here |</w:t>
-      </w:r>
-    </w:p>
-    <w:p>
-      <w:pPr>
-        <w:spacing w:after="160" w:line="276" w:lineRule="auto"/>
-      </w:pPr>
-      <w:r>
-        <w:t xml:space="preserve">| Scope | Recordkeeping, documentation quality, evidentiary sufficiency. The paper's actual subject |</w:t>
-      </w:r>
-    </w:p>
-    <w:p>
-      <w:pPr>
-        <w:spacing w:after="160" w:line="276" w:lineRule="auto"/>
-      </w:pPr>
-      <w:r>
-        <w:t xml:space="preserve">| Audit readership | Section 6.4's three-lines-of-defence framing lands with this readership, which JBE's does not |</w:t>
-      </w:r>
-    </w:p>
-    <w:p>
-      <w:pPr>
-        <w:spacing w:after="160" w:line="276" w:lineRule="auto"/>
-      </w:pPr>
-      <w:r>
-        <w:t xml:space="preserve">| Collision | </w:t>
-      </w:r>
-      <w:r>
-        <w:rPr>
-          <w:b/>
-        </w:rPr>
-        <w:t xml:space="preserve">Conditional only.</w:t>
-      </w:r>
-      <w:r>
-        <w:t xml:space="preserve"> RMJ is the third alternate on the single-authored EDPACS piece (`Backup_Article_EDPACS_DRR_Control.md:7`), behind EDPACS itself and ISACA Journal. It becomes a real conflict only if both decline |</w:t>
-      </w:r>
-    </w:p>
-    <w:p>
-      <w:pPr>
-        <w:spacing w:after="160" w:line="276" w:lineRule="auto"/>
-      </w:pPr>
-      <w:r>
-        <w:t xml:space="preserve">| Tolerance for a pilot | A methods-and-practice journal reviews work at this scale |</w:t>
-      </w:r>
-    </w:p>
-    <w:p>
-      <w:pPr>
-        <w:spacing w:after="160" w:line="276" w:lineRule="auto"/>
-      </w:pPr>
-      <w:r>
-        <w:t xml:space="preserve">*</w:t>
-      </w:r>
-      <w:r>
-        <w:rPr>
-          <w:i/>
-        </w:rPr>
-        <w:t xml:space="preserve">Second: </w:t>
-      </w:r>
-      <w:r>
-        <w:t xml:space="preserve">Journal of Documentation</w:t>
-      </w:r>
-      <w:r>
-        <w:rPr>
-          <w:i/>
-        </w:rPr>
-        <w:t xml:space="preserve"> (Emerald).</w:t>
-      </w:r>
-      <w:r>
-        <w:t xml:space="preserve">* Same cost model, no collision anywhere in</w:t>
-      </w:r>
-    </w:p>
-    <w:p>
-      <w:pPr>
-        <w:spacing w:after="160" w:line="276" w:lineRule="auto"/>
-      </w:pPr>
-      <w:r>
-        <w:t xml:space="preserve">the portfolio, and it publishes measurement and instrument-validation work about documents</w:t>
-      </w:r>
-    </w:p>
-    <w:p>
-      <w:pPr>
-        <w:spacing w:after="160" w:line="276" w:lineRule="auto"/>
-      </w:pPr>
-      <w:r>
-        <w:t xml:space="preserve">as evidence. Slightly more theoretical than this paper.</w:t>
-      </w:r>
-    </w:p>
-    <w:p>
-      <w:pPr>
-        <w:spacing w:after="160" w:line="276" w:lineRule="auto"/>
-      </w:pPr>
-      <w:r>
-        <w:t xml:space="preserve">*</w:t>
-      </w:r>
-      <w:r>
-        <w:rPr>
-          <w:i/>
-        </w:rPr>
-        <w:t xml:space="preserve">Third: </w:t>
-      </w:r>
-      <w:r>
-        <w:t xml:space="preserve">International Journal of Law and Management</w:t>
-      </w:r>
-      <w:r>
-        <w:rPr>
-          <w:i/>
-        </w:rPr>
-        <w:t xml:space="preserve"> (Emerald).</w:t>
-      </w:r>
-      <w:r>
-        <w:t xml:space="preserve">* Same cost model.</w:t>
-      </w:r>
-    </w:p>
-    <w:p>
-      <w:pPr>
-        <w:spacing w:after="160" w:line="276" w:lineRule="auto"/>
-      </w:pPr>
-      <w:r>
-        <w:rPr>
-          <w:b/>
-        </w:rPr>
-        <w:t xml:space="preserve">Estimated acceptance after revisions at RMJ: 45 to 60 percent.</w:t>
-      </w:r>
-      <w:r>
-        <w:t xml:space="preserve"> Reasoned judgment, not</w:t>
-      </w:r>
-    </w:p>
-    <w:p>
-      <w:pPr>
-        <w:spacing w:after="160" w:line="276" w:lineRule="auto"/>
-      </w:pPr>
-      <w:r>
-        <w:t xml:space="preserve">measured. Raising it: a real-outcome corpus across three jurisdictional systems, a large</w:t>
-      </w:r>
-    </w:p>
-    <w:p>
-      <w:pPr>
-        <w:spacing w:after="160" w:line="276" w:lineRule="auto"/>
-      </w:pPr>
-      <w:r>
-        <w:t xml:space="preserve">effect, complete reporting of three codings including the null, a homogeneity test against</w:t>
-      </w:r>
-    </w:p>
-    <w:p>
-      <w:pPr>
-        <w:spacing w:after="160" w:line="276" w:lineRule="auto"/>
-      </w:pPr>
-      <w:r>
-        <w:t xml:space="preserve">a companion corpus, and a specified confirmatory design. Holding it down: n=22, one</w:t>
-      </w:r>
-    </w:p>
-    <w:p>
-      <w:pPr>
-        <w:spacing w:after="160" w:line="276" w:lineRule="auto"/>
-      </w:pPr>
-      <w:r>
-        <w:t xml:space="preserve">reviewer who also scored the outcomes, no pre-registration, small cells, no institutional</w:t>
-      </w:r>
-    </w:p>
-    <w:p>
-      <w:pPr>
-        <w:spacing w:after="160" w:line="276" w:lineRule="auto"/>
-      </w:pPr>
-      <w:r>
-        <w:t xml:space="preserve">affiliation.</w:t>
-      </w:r>
-    </w:p>
-    <w:p>
-      <w:pPr>
-        <w:spacing w:after="160" w:line="276" w:lineRule="auto"/>
-      </w:pPr>
-      <w:r>
-        <w:rPr>
-          <w:b/>
-        </w:rPr>
-        <w:t xml:space="preserve">Two items unverified and not guessed.</w:t>
-      </w:r>
-      <w:r>
-        <w:t xml:space="preserve"> RMJ's specific word ceiling and its current hybrid</w:t>
-      </w:r>
-    </w:p>
-    <w:p>
-      <w:pPr>
-        <w:spacing w:after="160" w:line="276" w:lineRule="auto"/>
-      </w:pPr>
-      <w:r>
-        <w:t xml:space="preserve">status: Emerald's author-guidelines pages return 403 to this environment. The manuscript is</w:t>
-      </w:r>
-    </w:p>
-    <w:p>
-      <w:pPr>
-        <w:spacing w:after="160" w:line="276" w:lineRule="auto"/>
-      </w:pPr>
-      <w:r>
-        <w:t xml:space="preserve">4,099 words, or </w:t>
-      </w:r>
-      <w:r>
-        <w:rPr>
-          <w:b/>
-        </w:rPr>
-        <w:t xml:space="preserve">4,659 by Emerald's counting rule</w:t>
-      </w:r>
-      <w:r>
-        <w:t xml:space="preserve"> (abstract, references and table text,</w:t>
-      </w:r>
-    </w:p>
-    <w:p>
-      <w:pPr>
-        <w:spacing w:after="160" w:line="276" w:lineRule="auto"/>
-      </w:pPr>
-      <w:r>
-        <w:t xml:space="preserve">plus 280 per table). Confirm both on the journal page before submitting.</w:t>
+        <w:t xml:space="preserve">3. One thing found on 2026-08-21 that has to stay in</w:t>
+      </w:r>
+    </w:p>
+    <w:p>
+      <w:pPr>
+        <w:spacing w:after="160" w:line="276" w:lineRule="auto"/>
+      </w:pPr>
+      <w:r>
+        <w:t xml:space="preserve">`bench_outcomes` stores **one `created_at` per case, not separate review and outcome</w:t>
+      </w:r>
+    </w:p>
+    <w:p>
+      <w:pPr>
+        <w:spacing w:after="160" w:line="276" w:lineRule="auto"/>
+      </w:pPr>
+      <w:r>
+        <w:t xml:space="preserve">timestamps**. The protocol requires the review to be recorded before the outcome is</w:t>
+      </w:r>
+    </w:p>
+    <w:p>
+      <w:pPr>
+        <w:spacing w:after="160" w:line="276" w:lineRule="auto"/>
+      </w:pPr>
+      <w:r>
+        <w:t xml:space="preserve">consulted, and the reviewer's practice was to do that, but **the sequence cannot be evidenced</w:t>
+      </w:r>
+    </w:p>
+    <w:p>
+      <w:pPr>
+        <w:spacing w:after="160" w:line="276" w:lineRule="auto"/>
+      </w:pPr>
+      <w:r>
+        <w:t xml:space="preserve">from the system record.** The manuscript now says so in Section 5.1 and in the provenance</w:t>
+      </w:r>
+    </w:p>
+    <w:p>
+      <w:pPr>
+        <w:spacing w:after="160" w:line="276" w:lineRule="auto"/>
+      </w:pPr>
+      <w:r>
+        <w:t xml:space="preserve">statement.</w:t>
+      </w:r>
+    </w:p>
+    <w:p>
+      <w:pPr>
+        <w:spacing w:after="160" w:line="276" w:lineRule="auto"/>
+      </w:pPr>
+      <w:r>
+        <w:t xml:space="preserve">This is not a criticism of anyone's work. It is a database schema that was never asked to</w:t>
+      </w:r>
+    </w:p>
+    <w:p>
+      <w:pPr>
+        <w:spacing w:after="160" w:line="276" w:lineRule="auto"/>
+      </w:pPr>
+      <w:r>
+        <w:t xml:space="preserve">carry the distinction. </w:t>
+      </w:r>
+      <w:r>
+        <w:rPr>
+          <w:b/>
+        </w:rPr>
+        <w:t xml:space="preserve">A larger study should timestamp the two steps separately</w:t>
+      </w:r>
+      <w:r>
+        <w:t xml:space="preserve">, and the</w:t>
+      </w:r>
+    </w:p>
+    <w:p>
+      <w:pPr>
+        <w:spacing w:after="160" w:line="276" w:lineRule="auto"/>
+      </w:pPr>
+      <w:r>
+        <w:t xml:space="preserve">manuscript says that too. Do not remove it: a practitioner reviewer will not care, and an</w:t>
+      </w:r>
+    </w:p>
+    <w:p>
+      <w:pPr>
+        <w:spacing w:after="160" w:line="276" w:lineRule="auto"/>
+      </w:pPr>
+      <w:r>
+        <w:t xml:space="preserve">academic reviewer who found it later would care a great deal.</w:t>
       </w:r>
     </w:p>
     <w:p>
@@ -680,7 +857,7 @@
         <w:rPr>
           <w:b/>
         </w:rPr>
-        <w:t xml:space="preserve">Records Management Journal</w:t>
+        <w:t xml:space="preserve">ISACA Journal</w:t>
       </w:r>
       <w:r>
         <w:t xml:space="preserve"> | This memo |</w:t>
@@ -812,7 +989,7 @@
         <w:spacing w:after="60"/>
       </w:pPr>
       <w:r>
-        <w:t xml:space="preserve">5. Confirm RMJ's word ceiling and hybrid status.</w:t>
+        <w:t xml:space="preserve">5. Confirm ISACA Journal's current contributed-article word range and submission route.</w:t>
       </w:r>
     </w:p>
     <w:p>
@@ -844,15 +1021,39 @@
         <w:t xml:space="preserve">"Your reviewer scored her own outcomes."</w:t>
       </w:r>
       <w:r>
-        <w:t xml:space="preserve"> Concede at once. Disclosed in 5.1, in 7, and</w:t>
-      </w:r>
-    </w:p>
-    <w:p>
-      <w:pPr>
-        <w:spacing w:after="160" w:line="276" w:lineRule="auto"/>
-      </w:pPr>
-      <w:r>
-        <w:t xml:space="preserve">corrected as requirement one of the Section 8 design. Do not defend it.</w:t>
+        <w:t xml:space="preserve"> In a practitioner venue this is unlikely to be</w:t>
+      </w:r>
+    </w:p>
+    <w:p>
+      <w:pPr>
+        <w:spacing w:after="160" w:line="276" w:lineRule="auto"/>
+      </w:pPr>
+      <w:r>
+        <w:t xml:space="preserve">raised at all, because it describes how field pilots work. If it is raised: the paper states</w:t>
+      </w:r>
+    </w:p>
+    <w:p>
+      <w:pPr>
+        <w:spacing w:after="160" w:line="276" w:lineRule="auto"/>
+      </w:pPr>
+      <w:r>
+        <w:t xml:space="preserve">the design in Section 5.1 as what the study is, the claim level is set to match, and a</w:t>
+      </w:r>
+    </w:p>
+    <w:p>
+      <w:pPr>
+        <w:spacing w:after="160" w:line="276" w:lineRule="auto"/>
+      </w:pPr>
+      <w:r>
+        <w:t xml:space="preserve">second reviewer is scoped into the next study. **Do not apologise for it and do not describe</w:t>
+      </w:r>
+    </w:p>
+    <w:p>
+      <w:pPr>
+        <w:spacing w:after="160" w:line="276" w:lineRule="auto"/>
+      </w:pPr>
+      <w:r>
+        <w:t xml:space="preserve">it as a weakness.** It is the study's form.</w:t>
       </w:r>
     </w:p>
     <w:p>
@@ -1023,7 +1224,7 @@
         <w:spacing w:after="160" w:line="276" w:lineRule="auto"/>
       </w:pPr>
       <w:r>
-        <w:t xml:space="preserve">- Do not submit this and the EDPACS piece to Records Management Journal.</w:t>
+        <w:t xml:space="preserve">- Do not submit this and the single-authored DRR piece to the same venue.</w:t>
       </w:r>
     </w:p>
     <w:sectPr>

--- a/research/Employment_Records_Submission_Memo_2026-08-21.docx
+++ b/research/Employment_Records_Submission_Memo_2026-08-21.docx
@@ -81,98 +81,88 @@
         <w:rPr>
           <w:b/>
         </w:rPr>
-        <w:t xml:space="preserve">ONE COMMITMENT TO SETTLE BEFORE THIS GOES OUT.</w:t>
-      </w:r>
-      <w:r>
-        <w:t xml:space="preserve"> Hossain was promised co-authorship in</w:t>
-      </w:r>
-    </w:p>
-    <w:p>
-      <w:pPr>
-        <w:spacing w:after="160" w:line="276" w:lineRule="auto"/>
-      </w:pPr>
-      <w:r>
-        <w:t xml:space="preserve">writing, twice. `BusinessEthics_Article_Draft.md:10` reads "Co-authorship final on his</w:t>
-      </w:r>
-    </w:p>
-    <w:p>
-      <w:pPr>
-        <w:spacing w:after="160" w:line="276" w:lineRule="auto"/>
-      </w:pPr>
-      <w:r>
-        <w:t xml:space="preserve">review and approval of this manuscript", and `Author_Review_Package_2026-08-01.md:58` reads</w:t>
-      </w:r>
-    </w:p>
-    <w:p>
-      <w:pPr>
-        <w:spacing w:after="160" w:line="276" w:lineRule="auto"/>
-      </w:pPr>
-      <w:r>
-        <w:t xml:space="preserve">"Your co-authorship is final on your review and approval of this manuscript, **as we</w:t>
-      </w:r>
-    </w:p>
-    <w:p>
-      <w:pPr>
-        <w:spacing w:after="160" w:line="276" w:lineRule="auto"/>
-      </w:pPr>
-      <w:r>
-        <w:t xml:space="preserve">agreed**." He also holds honor `H-2026-38`, whose public citation names him "a co-author of</w:t>
-      </w:r>
-    </w:p>
-    <w:p>
-      <w:pPr>
-        <w:spacing w:after="160" w:line="276" w:lineRule="auto"/>
-      </w:pPr>
-      <w:r>
-        <w:t xml:space="preserve">the methodology."</w:t>
-      </w:r>
-    </w:p>
-    <w:p>
-      <w:pPr>
-        <w:spacing w:after="160" w:line="276" w:lineRule="auto"/>
-      </w:pPr>
-      <w:r>
-        <w:t xml:space="preserve">Moving him to Contributor is the owner's call and the credit itself is undiminished: his</w:t>
-      </w:r>
-    </w:p>
-    <w:p>
-      <w:pPr>
-        <w:spacing w:after="160" w:line="276" w:lineRule="auto"/>
-      </w:pPr>
-      <w:r>
-        <w:t xml:space="preserve">methodology is described in full in the byline block and again in Section 4. **But it walks</w:t>
-      </w:r>
-    </w:p>
-    <w:p>
-      <w:pPr>
-        <w:spacing w:after="160" w:line="276" w:lineRule="auto"/>
-      </w:pPr>
-      <w:r>
-        <w:t xml:space="preserve">back a written promise that used the words "as we agreed", and he should hear it from</w:t>
-      </w:r>
-    </w:p>
-    <w:p>
-      <w:pPr>
-        <w:spacing w:after="160" w:line="276" w:lineRule="auto"/>
-      </w:pPr>
-      <w:r>
-        <w:t xml:space="preserve">Phillip directly before he reads it on a title page.** The manuscript's declaration stub</w:t>
-      </w:r>
-    </w:p>
-    <w:p>
-      <w:pPr>
-        <w:spacing w:after="160" w:line="276" w:lineRule="auto"/>
-      </w:pPr>
-      <w:r>
-        <w:t xml:space="preserve">requires him to confirm he accepts contributor credit. If he would rather keep</w:t>
-      </w:r>
-    </w:p>
-    <w:p>
-      <w:pPr>
-        <w:spacing w:after="160" w:line="276" w:lineRule="auto"/>
-      </w:pPr>
-      <w:r>
-        <w:t xml:space="preserve">co-authorship, restoring him is a one-line change and the honor citation stays accurate.</w:t>
+        <w:t xml:space="preserve">HOSSAIN WAS NEVER PROMISED AUTHORSHIP, AND MY PREVIOUS NOTE SAYING OTHERWISE WAS WRONG.</w:t>
+      </w:r>
+    </w:p>
+    <w:p>
+      <w:pPr>
+        <w:spacing w:after="160" w:line="276" w:lineRule="auto"/>
+      </w:pPr>
+      <w:r>
+        <w:t xml:space="preserve">I cited `BusinessEthics_Article_Draft.md:10` and `Author_Review_Package_2026-08-01.md:58` as a</w:t>
+      </w:r>
+    </w:p>
+    <w:p>
+      <w:pPr>
+        <w:spacing w:after="160" w:line="276" w:lineRule="auto"/>
+      </w:pPr>
+      <w:r>
+        <w:t xml:space="preserve">written promise. Both live in an </w:t>
+      </w:r>
+      <w:r>
+        <w:rPr>
+          <w:b/>
+        </w:rPr>
+        <w:t xml:space="preserve">unsent draft</w:t>
+      </w:r>
+      <w:r>
+        <w:t xml:space="preserve">: `MASTER_TRACKER.md:854` records that package</w:t>
+      </w:r>
+    </w:p>
+    <w:p>
+      <w:pPr>
+        <w:spacing w:after="160" w:line="276" w:lineRule="auto"/>
+      </w:pPr>
+      <w:r>
+        <w:t xml:space="preserve">as drafted on the instruction "draft everything, be ready to send to authors **when Tanvi</w:t>
+      </w:r>
+    </w:p>
+    <w:p>
+      <w:pPr>
+        <w:spacing w:after="160" w:line="276" w:lineRule="auto"/>
+      </w:pPr>
+      <w:r>
+        <w:t xml:space="preserve">completes**", and Tanvi never completed the extra cases, so it was never sent. A line in a</w:t>
+      </w:r>
+    </w:p>
+    <w:p>
+      <w:pPr>
+        <w:spacing w:after="160" w:line="276" w:lineRule="auto"/>
+      </w:pPr>
+      <w:r>
+        <w:t xml:space="preserve">draft that never left the building is not a commitment to anyone. **Hossain's role was always</w:t>
+      </w:r>
+    </w:p>
+    <w:p>
+      <w:pPr>
+        <w:spacing w:after="160" w:line="276" w:lineRule="auto"/>
+      </w:pPr>
+      <w:r>
+        <w:t xml:space="preserve">contributor.** He is credited as one in endnote 4, by name, title and organisation, for the</w:t>
+      </w:r>
+    </w:p>
+    <w:p>
+      <w:pPr>
+        <w:spacing w:after="160" w:line="276" w:lineRule="auto"/>
+      </w:pPr>
+      <w:r>
+        <w:t xml:space="preserve">reference-panel design, the chance-corrected agreement framework and the acceptance</w:t>
+      </w:r>
+    </w:p>
+    <w:p>
+      <w:pPr>
+        <w:spacing w:after="160" w:line="276" w:lineRule="auto"/>
+      </w:pPr>
+      <w:r>
+        <w:t xml:space="preserve">thresholds fixed in advance of analysis. Nothing needs to be walked back and no conversation</w:t>
+      </w:r>
+    </w:p>
+    <w:p>
+      <w:pPr>
+        <w:spacing w:after="160" w:line="276" w:lineRule="auto"/>
+      </w:pPr>
+      <w:r>
+        <w:t xml:space="preserve">is owed.</w:t>
       </w:r>
     </w:p>
     <w:p>
@@ -271,10 +261,83 @@
         <w:rPr>
           <w:i/>
         </w:rPr>
-        <w:t xml:space="preserve">.</w:t>
+        <w:t xml:space="preserve">. Confirmed against their published guidance, 2026-08-21:</w:t>
       </w:r>
       <w:r>
         <w:t xml:space="preserve">*</w:t>
+      </w:r>
+    </w:p>
+    <w:p>
+      <w:pPr>
+        <w:spacing w:after="160" w:line="276" w:lineRule="auto"/>
+      </w:pPr>
+      <w:r>
+        <w:t xml:space="preserve">| ISACA requirement | This article |</w:t>
+      </w:r>
+    </w:p>
+    <w:p>
+      <w:pPr>
+        <w:spacing w:after="160" w:line="276" w:lineRule="auto"/>
+      </w:pPr>
+      <w:r>
+        <w:t xml:space="preserve">|---|---|</w:t>
+      </w:r>
+    </w:p>
+    <w:p>
+      <w:pPr>
+        <w:spacing w:after="160" w:line="276" w:lineRule="auto"/>
+      </w:pPr>
+      <w:r>
+        <w:t xml:space="preserve">| Approximately 2,000 to 3,000 words | </w:t>
+      </w:r>
+      <w:r>
+        <w:rPr>
+          <w:b/>
+        </w:rPr>
+        <w:t xml:space="preserve">2,491</w:t>
+      </w:r>
+      <w:r>
+        <w:t xml:space="preserve"> |</w:t>
+      </w:r>
+    </w:p>
+    <w:p>
+      <w:pPr>
+        <w:spacing w:after="160" w:line="276" w:lineRule="auto"/>
+      </w:pPr>
+      <w:r>
+        <w:t xml:space="preserve">| Endnotes at the end, not footnotes | 5 endnotes, no footnote syntax |</w:t>
+      </w:r>
+    </w:p>
+    <w:p>
+      <w:pPr>
+        <w:spacing w:after="160" w:line="276" w:lineRule="auto"/>
+      </w:pPr>
+      <w:r>
+        <w:t xml:space="preserve">| Practical matters; "purely theoretical material is not solicited" | Carries an operational control section, three-lines placement, sampling and escalation guidance |</w:t>
+      </w:r>
+    </w:p>
+    <w:p>
+      <w:pPr>
+        <w:spacing w:after="160" w:line="276" w:lineRule="auto"/>
+      </w:pPr>
+      <w:r>
+        <w:t xml:space="preserve">| Bio: position, background, affiliations. "Avoid including educational information" | Three bios, positions and affiliations only, no degrees |</w:t>
+      </w:r>
+    </w:p>
+    <w:p>
+      <w:pPr>
+        <w:spacing w:after="160" w:line="276" w:lineRule="auto"/>
+      </w:pPr>
+      <w:r>
+        <w:t xml:space="preserve">| Microsoft Word | `.docx` generated |</w:t>
+      </w:r>
+    </w:p>
+    <w:p>
+      <w:pPr>
+        <w:spacing w:after="160" w:line="276" w:lineRule="auto"/>
+      </w:pPr>
+      <w:r>
+        <w:t xml:space="preserve">| Submission | isaca.org/resources/isaca-journal/submit-an-article |</w:t>
       </w:r>
     </w:p>
     <w:p>
@@ -884,26 +947,18 @@
         <w:rPr>
           <w:b/>
         </w:rPr>
-        <w:t xml:space="preserve">Ubayet Hossain, first and separately.</w:t>
-      </w:r>
-      <w:r>
-        <w:t xml:space="preserve"> Tell him about the change from co-author to</w:t>
-      </w:r>
-    </w:p>
-    <w:p>
-      <w:pPr>
-        <w:spacing w:after="160" w:line="276" w:lineRule="auto"/>
-      </w:pPr>
-      <w:r>
-        <w:t xml:space="preserve">   Contributor yourself, before he sees the title page. Then confirm Section 4 represents</w:t>
-      </w:r>
-    </w:p>
-    <w:p>
-      <w:pPr>
-        <w:spacing w:after="160" w:line="276" w:lineRule="auto"/>
-      </w:pPr>
-      <w:r>
-        <w:t xml:space="preserve">   his methodology accurately, including the new condition-level agreement figures.</w:t>
+        <w:t xml:space="preserve">Ubayet Hossain.</w:t>
+      </w:r>
+      <w:r>
+        <w:t xml:space="preserve"> Confirm endnote 4 describes his methodological contribution</w:t>
+      </w:r>
+    </w:p>
+    <w:p>
+      <w:pPr>
+        <w:spacing w:after="160" w:line="276" w:lineRule="auto"/>
+      </w:pPr>
+      <w:r>
+        <w:t xml:space="preserve">   accurately. Contributor credit was always his role; nothing changed.</w:t>
       </w:r>
     </w:p>
     <w:p>
@@ -1193,14 +1248,6 @@
       </w:pPr>
       <w:r>
         <w:t xml:space="preserve">- Do not add Stacyann Young to this paper.</w:t>
-      </w:r>
-    </w:p>
-    <w:p>
-      <w:pPr>
-        <w:spacing w:after="160" w:line="276" w:lineRule="auto"/>
-      </w:pPr>
-      <w:r>
-        <w:t xml:space="preserve">- Do not move Hossain to Contributor on the title page before he has been told directly.</w:t>
       </w:r>
     </w:p>
     <w:p>
